--- a/services/admin-backend/styles/工业水泥风.docx
+++ b/services/admin-backend/styles/工业水泥风.docx
@@ -5,99 +5,17 @@
     <w:p>
       <w:pPr>
         <w:pBdr>
-          <w:bottom w:val="none" w:color="FFD700" w:sz="48" w:space="1"/>
+          <w:bottom w:val="none" w:color="FFD700" w:sz="0" w:space="1"/>
         </w:pBdr>
         <w:spacing w:before="0" w:after="400"/>
       </w:pPr>
     </w:p>
     <w:p>
       <w:pPr>
-        <w:spacing w:before="0" w:after="200"/>
-        <w:jc w:val="left"/>
-      </w:pPr>
-      <w:r>
-        <w:rPr>
-          <w:b/>
-          <w:bCs/>
-          <w:color w:val="FFD700"/>
-          <w:sz w:val="20"/>
-          <w:szCs w:val="20"/>
-        </w:rPr>
-        <w:t>[</w:t>
-      </w:r>
-      <w:r>
-        <w:rPr>
-          <w:color w:val="8A8A8A"/>
-          <w:sz w:val="20"/>
-          <w:szCs w:val="20"/>
-        </w:rPr>
-        <w:t xml:space="preserve"> EFFICIENCY LAB </w:t>
-      </w:r>
-      <w:r>
-        <w:rPr>
-          <w:b/>
-          <w:bCs/>
-          <w:color w:val="FFD700"/>
-          <w:sz w:val="20"/>
-          <w:szCs w:val="20"/>
-        </w:rPr>
-        <w:t>]</w:t>
-      </w:r>
-    </w:p>
-    <w:p>
-      <w:pPr>
-        <w:pStyle w:val="2"/>
-        <w:jc w:val="left"/>
-      </w:pPr>
-      <w:r>
-        <w:rPr>
-          <w:b/>
-          <w:bCs/>
-          <w:color w:val="2D2D2D"/>
-          <w:sz w:val="56"/>
-          <w:szCs w:val="56"/>
-        </w:rPr>
-        <w:t>效率翻倍</w:t>
-      </w:r>
-    </w:p>
-    <w:p>
-      <w:pPr>
-        <w:spacing w:before="0" w:after="120"/>
-        <w:jc w:val="left"/>
-      </w:pPr>
-      <w:r>
-        <w:rPr>
-          <w:b/>
-          <w:bCs/>
-          <w:color w:val="FFD700"/>
-          <w:sz w:val="44"/>
-          <w:szCs w:val="44"/>
-        </w:rPr>
-        <w:t>每天多出来的2小时</w:t>
-      </w:r>
-    </w:p>
-    <w:p>
-      <w:pPr>
-        <w:spacing w:before="80" w:after="400"/>
-        <w:jc w:val="left"/>
-      </w:pPr>
-      <w:r>
-        <w:rPr>
-          <w:i/>
-          <w:iCs/>
-          <w:color w:val="5A5A5A"/>
-          <w:sz w:val="26"/>
-          <w:szCs w:val="26"/>
-        </w:rPr>
-        <w:t>不是时间不够，是方法不对</w:t>
-      </w:r>
-    </w:p>
-    <w:p>
-      <w:pPr>
         <w:pBdr>
-          <w:top w:val="none" w:color="C0C0C0" w:sz="6" w:space="1"/>
-          <w:left w:val="none" w:color="C0C0C0" w:sz="6" w:space="1"/>
-          <w:right w:val="none" w:color="C0C0C0" w:sz="6" w:space="1"/>
+          <w:top w:val="none" w:color="C0C0C0" w:sz="0" w:space="1"/>
+          <w:left w:val="none" w:color="C0C0C0" w:sz="0" w:space="1"/>
+          <w:right w:val="none" w:color="C0C0C0" w:sz="0" w:space="1"/>
         </w:pBdr>
         <w:shd w:val="clear" w:fill="EBEBEB"/>
         <w:spacing w:before="360" w:after="0"/>
@@ -148,24 +66,408 @@
     <w:p>
       <w:pPr>
         <w:pBdr>
-          <w:left w:val="none" w:color="C0C0C0" w:sz="6" w:space="1"/>
-          <w:bottom w:val="none" w:color="C0C0C0" w:sz="6" w:space="1"/>
-          <w:right w:val="none" w:color="C0C0C0" w:sz="6" w:space="1"/>
+          <w:left w:val="none" w:color="FFD700" w:sz="0" w:space="1"/>
         </w:pBdr>
         <w:shd w:val="clear" w:fill="EBEBEB"/>
-        <w:spacing w:before="0" w:after="360"/>
-        <w:ind w:left="80" w:right="80"/>
+        <w:spacing w:before="200" w:after="360" w:line="400" w:lineRule="auto"/>
+        <w:ind w:left="240"/>
+      </w:pPr>
+      <w:r>
+        <w:rPr>
+          <w:color w:val="5A5A5A"/>
+          <w:sz w:val="26"/>
+          <w:szCs w:val="26"/>
+        </w:rPr>
+        <w:t>你有没有算过，每天花多少时间在无意义的事情上？刷手机、走神、重复</w:t>
+      </w:r>
+      <w:bookmarkStart w:id="0" w:name="_GoBack"/>
+      <w:bookmarkEnd w:id="0"/>
+      <w:r>
+        <w:rPr>
+          <w:color w:val="5A5A5A"/>
+          <w:sz w:val="26"/>
+          <w:szCs w:val="26"/>
+        </w:rPr>
+        <w:t>劳动……这些看不见的「时间黑洞」，正在吞噬你的人生。</w:t>
+      </w:r>
+    </w:p>
+    <w:p>
+      <w:pPr>
+        <w:spacing w:before="280" w:after="200" w:line="400" w:lineRule="auto"/>
+      </w:pPr>
+      <w:r>
+        <w:rPr>
+          <w:sz w:val="24"/>
+          <w:szCs w:val="24"/>
+        </w:rPr>
+        <w:t>高效不是拼命工作，是</w:t>
+      </w:r>
+      <w:r>
+        <w:rPr>
+          <w:b/>
+          <w:bCs/>
+          <w:color w:val="000000" w:themeColor="text1"/>
+          <w14:textFill>
+            <w14:solidFill>
+              <w14:schemeClr w14:val="tx1"/>
+            </w14:solidFill>
+          </w14:textFill>
+        </w:rPr>
+        <w:t>聪明地工作。</w:t>
+      </w:r>
+    </w:p>
+    <w:p>
+      <w:pPr>
+        <w:shd w:val="clear" w:fill="EBEBEB"/>
+        <w:spacing w:before="280" w:after="280"/>
+        <w:ind w:left="240" w:right="200"/>
+      </w:pPr>
+      <w:r>
+        <w:rPr>
+          <w:b/>
+          <w:bCs/>
+          <w:color w:val="1A1A1A"/>
+          <w:sz w:val="24"/>
+          <w:szCs w:val="24"/>
+        </w:rPr>
+        <w:t>时间管理的本质不是管理时间，是管理自己。</w:t>
+      </w:r>
+    </w:p>
+    <w:p>
+      <w:pPr>
+        <w:spacing w:before="500" w:after="500"/>
         <w:jc w:val="center"/>
-      </w:pPr>
-      <w:r>
-        <w:rPr>
-          <w:i/>
-          <w:iCs/>
-          <w:color w:val="8A8A8A"/>
-          <w:sz w:val="20"/>
-          <w:szCs w:val="20"/>
-        </w:rPr>
-        <w:t>▲ 时间是最公平的资源</w:t>
+        <w:rPr>
+          <w:b/>
+          <w:bCs/>
+          <w:color w:val="984807" w:themeColor="accent6" w:themeShade="80"/>
+          <w:sz w:val="36"/>
+          <w:szCs w:val="36"/>
+        </w:rPr>
+      </w:pPr>
+      <w:r>
+        <w:rPr>
+          <w:b/>
+          <w:bCs/>
+          <w:color w:val="984807" w:themeColor="accent6" w:themeShade="80"/>
+          <w:sz w:val="36"/>
+          <w:szCs w:val="36"/>
+        </w:rPr>
+        <w:t>找到你的黄金时间</w:t>
+      </w:r>
+    </w:p>
+    <w:p>
+      <w:pPr>
+        <w:pBdr>
+          <w:bottom w:val="none" w:color="C0C0C0" w:sz="0" w:space="1"/>
+        </w:pBdr>
+        <w:spacing w:before="0" w:after="320"/>
+        <w:jc w:val="left"/>
+      </w:pPr>
+    </w:p>
+    <w:p>
+      <w:pPr>
+        <w:spacing w:before="200" w:after="200" w:line="400" w:lineRule="auto"/>
+      </w:pPr>
+      <w:r>
+        <w:rPr>
+          <w:sz w:val="24"/>
+          <w:szCs w:val="24"/>
+        </w:rPr>
+        <w:t>每个人都有自己的「黄金时间」。</w:t>
+      </w:r>
+    </w:p>
+    <w:p>
+      <w:pPr>
+        <w:spacing w:before="200" w:after="200" w:line="400" w:lineRule="auto"/>
+      </w:pPr>
+      <w:r>
+        <w:rPr>
+          <w:sz w:val="24"/>
+          <w:szCs w:val="24"/>
+        </w:rPr>
+        <w:t>有人早上思路最清晰，有人深夜效率最高。找到你的节奏，把最重要的事情放在黄金时间做。</w:t>
+      </w:r>
+    </w:p>
+    <w:p>
+      <w:pPr>
+        <w:pBdr>
+          <w:top w:val="none" w:color="FFD700" w:sz="0" w:space="1"/>
+          <w:left w:val="none" w:color="FFD700" w:sz="0" w:space="1"/>
+          <w:bottom w:val="none" w:color="FFD700" w:sz="0" w:space="1"/>
+          <w:right w:val="none" w:color="FFD700" w:sz="0" w:space="1"/>
+        </w:pBdr>
+        <w:shd w:val="clear" w:fill="FFF8DC"/>
+        <w:spacing w:before="280" w:after="280"/>
+        <w:ind w:left="240" w:right="200"/>
+      </w:pPr>
+      <w:r>
+        <w:rPr>
+          <w:b/>
+          <w:bCs/>
+          <w:color w:val="2D2D2D"/>
+          <w:sz w:val="24"/>
+          <w:szCs w:val="24"/>
+        </w:rPr>
+        <w:t>不要用别人的时间表来安排自己的一天。早起不是万能的，适合你的才是最好的。</w:t>
+      </w:r>
+    </w:p>
+    <w:p>
+      <w:pPr>
+        <w:spacing w:before="500" w:after="500"/>
+        <w:jc w:val="center"/>
+        <w:rPr>
+          <w:b/>
+          <w:bCs/>
+          <w:color w:val="984807" w:themeColor="accent6" w:themeShade="80"/>
+          <w:sz w:val="36"/>
+          <w:szCs w:val="36"/>
+        </w:rPr>
+      </w:pPr>
+      <w:r>
+        <w:rPr>
+          <w:b/>
+          <w:bCs/>
+          <w:color w:val="984807" w:themeColor="accent6" w:themeShade="80"/>
+          <w:sz w:val="36"/>
+          <w:szCs w:val="36"/>
+        </w:rPr>
+        <w:t>两分钟法则</w:t>
+      </w:r>
+    </w:p>
+    <w:p>
+      <w:pPr>
+        <w:pBdr>
+          <w:bottom w:val="none" w:color="C0C0C0" w:sz="0" w:space="1"/>
+        </w:pBdr>
+        <w:spacing w:before="0" w:after="320"/>
+        <w:jc w:val="left"/>
+      </w:pPr>
+    </w:p>
+    <w:p>
+      <w:pPr>
+        <w:spacing w:before="200" w:after="200" w:line="400" w:lineRule="auto"/>
+        <w:rPr>
+          <w:color w:val="000000" w:themeColor="text1"/>
+          <w14:textFill>
+            <w14:solidFill>
+              <w14:schemeClr w14:val="tx1"/>
+            </w14:solidFill>
+          </w14:textFill>
+        </w:rPr>
+      </w:pPr>
+      <w:r>
+        <w:rPr>
+          <w:color w:val="000000" w:themeColor="text1"/>
+          <w:sz w:val="24"/>
+          <w:szCs w:val="24"/>
+          <w14:textFill>
+            <w14:solidFill>
+              <w14:schemeClr w14:val="tx1"/>
+            </w14:solidFill>
+          </w14:textFill>
+        </w:rPr>
+        <w:t>如果一件事能在两分钟内完成，立刻做，不要等。</w:t>
+      </w:r>
+    </w:p>
+    <w:p>
+      <w:pPr>
+        <w:spacing w:before="200" w:after="200" w:line="400" w:lineRule="auto"/>
+        <w:rPr>
+          <w:color w:val="000000" w:themeColor="text1"/>
+          <w14:textFill>
+            <w14:solidFill>
+              <w14:schemeClr w14:val="tx1"/>
+            </w14:solidFill>
+          </w14:textFill>
+        </w:rPr>
+      </w:pPr>
+      <w:r>
+        <w:rPr>
+          <w:color w:val="000000" w:themeColor="text1"/>
+          <w:sz w:val="24"/>
+          <w:szCs w:val="24"/>
+          <w14:textFill>
+            <w14:solidFill>
+              <w14:schemeClr w14:val="tx1"/>
+            </w14:solidFill>
+          </w14:textFill>
+        </w:rPr>
+        <w:t>回一封邮件、整理一下桌面、给同事一个反馈。这些小事如果一直拖，最后会堆积成山，消耗你大量的精力。</w:t>
+      </w:r>
+    </w:p>
+    <w:p>
+      <w:pPr>
+        <w:spacing w:before="120" w:after="120" w:line="380" w:lineRule="auto"/>
+        <w:ind w:left="520" w:hanging="280"/>
+        <w:rPr>
+          <w:color w:val="000000" w:themeColor="text1"/>
+          <w14:textFill>
+            <w14:solidFill>
+              <w14:schemeClr w14:val="tx1"/>
+            </w14:solidFill>
+          </w14:textFill>
+        </w:rPr>
+      </w:pPr>
+      <w:r>
+        <w:rPr>
+          <w:color w:val="000000" w:themeColor="text1"/>
+          <w:sz w:val="24"/>
+          <w:szCs w:val="24"/>
+          <w14:textFill>
+            <w14:solidFill>
+              <w14:schemeClr w14:val="tx1"/>
+            </w14:solidFill>
+          </w14:textFill>
+        </w:rPr>
+        <w:t>看到消息，能回就回</w:t>
+      </w:r>
+    </w:p>
+    <w:p>
+      <w:pPr>
+        <w:spacing w:before="120" w:after="120" w:line="380" w:lineRule="auto"/>
+        <w:ind w:left="520" w:hanging="280"/>
+        <w:rPr>
+          <w:color w:val="000000" w:themeColor="text1"/>
+          <w14:textFill>
+            <w14:solidFill>
+              <w14:schemeClr w14:val="tx1"/>
+            </w14:solidFill>
+          </w14:textFill>
+        </w:rPr>
+      </w:pPr>
+      <w:r>
+        <w:rPr>
+          <w:color w:val="000000" w:themeColor="text1"/>
+          <w:sz w:val="24"/>
+          <w:szCs w:val="24"/>
+          <w14:textFill>
+            <w14:solidFill>
+              <w14:schemeClr w14:val="tx1"/>
+            </w14:solidFill>
+          </w14:textFill>
+        </w:rPr>
+        <w:t>想到任务，能做就做</w:t>
+      </w:r>
+    </w:p>
+    <w:p>
+      <w:pPr>
+        <w:spacing w:before="120" w:after="120" w:line="380" w:lineRule="auto"/>
+        <w:ind w:left="520" w:hanging="280"/>
+        <w:rPr>
+          <w:color w:val="000000" w:themeColor="text1"/>
+          <w14:textFill>
+            <w14:solidFill>
+              <w14:schemeClr w14:val="tx1"/>
+            </w14:solidFill>
+          </w14:textFill>
+        </w:rPr>
+      </w:pPr>
+      <w:r>
+        <w:rPr>
+          <w:color w:val="000000" w:themeColor="text1"/>
+          <w:sz w:val="24"/>
+          <w:szCs w:val="24"/>
+          <w14:textFill>
+            <w14:solidFill>
+              <w14:schemeClr w14:val="tx1"/>
+            </w14:solidFill>
+          </w14:textFill>
+        </w:rPr>
+        <w:t>遇到决定，能定就定</w:t>
+      </w:r>
+    </w:p>
+    <w:p>
+      <w:pPr>
+        <w:pBdr>
+          <w:top w:val="none" w:color="C0C0C0" w:sz="0" w:space="1"/>
+          <w:left w:val="none" w:color="C0C0C0" w:sz="0" w:space="1"/>
+          <w:bottom w:val="none" w:color="C0C0C0" w:sz="0" w:space="1"/>
+          <w:right w:val="none" w:color="C0C0C0" w:sz="0" w:space="1"/>
+        </w:pBdr>
+        <w:shd w:val="clear" w:fill="F0F8FF"/>
+        <w:spacing w:before="280" w:after="280"/>
+        <w:ind w:left="240" w:right="200"/>
+      </w:pPr>
+      <w:r>
+        <w:rPr>
+          <w:color w:val="2D2D2D"/>
+          <w:sz w:val="24"/>
+          <w:szCs w:val="24"/>
+        </w:rPr>
+        <w:t>两分钟法则来自GTD创始人戴维·艾伦，是提高效率最简单有效的方法。</w:t>
+      </w:r>
+    </w:p>
+    <w:p>
+      <w:pPr>
+        <w:spacing w:before="500" w:after="500"/>
+        <w:jc w:val="center"/>
+        <w:rPr>
+          <w:b/>
+          <w:bCs/>
+          <w:color w:val="984807" w:themeColor="accent6" w:themeShade="80"/>
+          <w:sz w:val="36"/>
+          <w:szCs w:val="36"/>
+        </w:rPr>
+      </w:pPr>
+      <w:r>
+        <w:rPr>
+          <w:b/>
+          <w:bCs/>
+          <w:color w:val="984807" w:themeColor="accent6" w:themeShade="80"/>
+          <w:sz w:val="36"/>
+          <w:szCs w:val="36"/>
+        </w:rPr>
+        <w:t>批量处理，减少切换</w:t>
+      </w:r>
+    </w:p>
+    <w:p>
+      <w:pPr>
+        <w:pBdr>
+          <w:bottom w:val="none" w:color="C0C0C0" w:sz="0" w:space="1"/>
+        </w:pBdr>
+        <w:spacing w:before="0" w:after="320"/>
+        <w:jc w:val="left"/>
+      </w:pPr>
+    </w:p>
+    <w:p>
+      <w:pPr>
+        <w:spacing w:before="200" w:after="200" w:line="400" w:lineRule="auto"/>
+      </w:pPr>
+      <w:r>
+        <w:rPr>
+          <w:sz w:val="24"/>
+          <w:szCs w:val="24"/>
+        </w:rPr>
+        <w:t>大脑每次切换任务，都需要重新进入状态。频繁的切换，是效率最大的敌人。</w:t>
+      </w:r>
+    </w:p>
+    <w:p>
+      <w:pPr>
+        <w:spacing w:before="200" w:after="200" w:line="400" w:lineRule="auto"/>
+      </w:pPr>
+      <w:r>
+        <w:rPr>
+          <w:sz w:val="24"/>
+          <w:szCs w:val="24"/>
+        </w:rPr>
+        <w:t>把同类的事情集中在一起做。一次性回复所有邮件，一次性处理所有审批，一次性写完所有文案。</w:t>
+      </w:r>
+    </w:p>
+    <w:p>
+      <w:pPr>
+        <w:spacing w:before="200" w:after="200" w:line="400" w:lineRule="auto"/>
+        <w:rPr>
+          <w:color w:val="984807" w:themeColor="accent6" w:themeShade="80"/>
+        </w:rPr>
+      </w:pPr>
+      <w:r>
+        <w:rPr>
+          <w:b/>
+          <w:bCs/>
+          <w:color w:val="984807" w:themeColor="accent6" w:themeShade="80"/>
+        </w:rPr>
+        <w:t>减少切换，就是增加时间。</w:t>
       </w:r>
     </w:p>
     <w:p>
@@ -189,7 +491,19 @@
           <w:sz w:val="28"/>
           <w:szCs w:val="28"/>
         </w:rPr>
-        <w:t xml:space="preserve">  ●  </w:t>
+        <w:t xml:space="preserve">  </w:t>
+      </w:r>
+      <w:r>
+        <w:rPr>
+          <w:rFonts w:hint="eastAsia"/>
+          <w:b/>
+          <w:bCs/>
+          <w:color w:val="984807" w:themeColor="accent6" w:themeShade="80"/>
+          <w:sz w:val="24"/>
+          <w:szCs w:val="24"/>
+          <w:lang w:val="en-US" w:eastAsia="zh-CN"/>
+        </w:rPr>
+        <w:t xml:space="preserve">文章至此结束 </w:t>
       </w:r>
       <w:r>
         <w:rPr>
@@ -204,709 +518,9 @@
     </w:p>
     <w:p>
       <w:pPr>
-        <w:pBdr>
-          <w:left w:val="none" w:color="FFD700" w:sz="24" w:space="1"/>
-        </w:pBdr>
-        <w:shd w:val="clear" w:fill="EBEBEB"/>
-        <w:spacing w:before="200" w:after="360" w:line="400" w:lineRule="auto"/>
-        <w:ind w:left="240"/>
-      </w:pPr>
-      <w:r>
-        <w:rPr>
-          <w:color w:val="5A5A5A"/>
-          <w:sz w:val="26"/>
-          <w:szCs w:val="26"/>
-        </w:rPr>
-        <w:t>你有没有算过，每天花多少时间在无意义的事情上？刷手机、走神、重复劳动……这些看不见的「时间黑洞」，正在吞噬你的人生。</w:t>
-      </w:r>
-    </w:p>
-    <w:p>
-      <w:pPr>
-        <w:spacing w:before="280" w:after="200" w:line="400" w:lineRule="auto"/>
-      </w:pPr>
-      <w:r>
-        <w:rPr>
-          <w:sz w:val="24"/>
-          <w:szCs w:val="24"/>
-        </w:rPr>
-        <w:t>高效不是拼命工作，是</w:t>
-      </w:r>
-      <w:r>
-        <w:rPr>
-          <w:b/>
-          <w:bCs/>
-          <w:color w:val="FFD700"/>
-        </w:rPr>
-        <w:t>聪明地工作。</w:t>
-      </w:r>
-    </w:p>
-    <w:p>
-      <w:pPr>
-        <w:shd w:val="clear" w:fill="EBEBEB"/>
-        <w:spacing w:before="280" w:after="280"/>
-        <w:ind w:left="240" w:right="200"/>
-      </w:pPr>
-      <w:r>
-        <w:rPr>
-          <w:b/>
-          <w:bCs/>
-          <w:color w:val="FFD700"/>
-          <w:sz w:val="24"/>
-          <w:szCs w:val="24"/>
-        </w:rPr>
-        <w:t xml:space="preserve">▸ </w:t>
-      </w:r>
-      <w:r>
-        <w:rPr>
-          <w:b/>
-          <w:bCs/>
-          <w:color w:val="1A1A1A"/>
-          <w:sz w:val="24"/>
-          <w:szCs w:val="24"/>
-        </w:rPr>
-        <w:t>时间管理的本质不是管理时间，是管理自己。</w:t>
-      </w:r>
-    </w:p>
-    <w:p>
-      <w:pPr>
-        <w:spacing w:before="500" w:after="500"/>
-        <w:jc w:val="center"/>
-      </w:pPr>
-      <w:r>
-        <w:rPr>
-          <w:b/>
-          <w:bCs/>
-          <w:color w:val="FFD700"/>
-          <w:sz w:val="28"/>
-          <w:szCs w:val="28"/>
-        </w:rPr>
-        <w:t>——</w:t>
-      </w:r>
-      <w:r>
-        <w:rPr>
-          <w:color w:val="8A8A8A"/>
-          <w:sz w:val="28"/>
-          <w:szCs w:val="28"/>
-        </w:rPr>
-        <w:t xml:space="preserve">  ●  </w:t>
-      </w:r>
-      <w:r>
-        <w:rPr>
-          <w:b/>
-          <w:bCs/>
-          <w:color w:val="FFD700"/>
-          <w:sz w:val="28"/>
-          <w:szCs w:val="28"/>
-        </w:rPr>
-        <w:t>——</w:t>
-      </w:r>
-    </w:p>
-    <w:p>
-      <w:pPr>
-        <w:spacing w:before="600" w:after="80"/>
-        <w:jc w:val="left"/>
-      </w:pPr>
-      <w:r>
-        <w:rPr>
-          <w:b/>
-          <w:bCs/>
-          <w:color w:val="FFD700"/>
-          <w:sz w:val="28"/>
-          <w:szCs w:val="28"/>
-        </w:rPr>
-        <w:t>[</w:t>
-      </w:r>
-      <w:r>
-        <w:rPr>
-          <w:b/>
-          <w:bCs/>
-          <w:color w:val="FFD700"/>
-          <w:sz w:val="48"/>
-          <w:szCs w:val="48"/>
-        </w:rPr>
-        <w:t>01</w:t>
-      </w:r>
-      <w:r>
-        <w:rPr>
-          <w:b/>
-          <w:bCs/>
-          <w:color w:val="FFD700"/>
-          <w:sz w:val="28"/>
-          <w:szCs w:val="28"/>
-        </w:rPr>
-        <w:t>]</w:t>
-      </w:r>
-    </w:p>
-    <w:p>
-      <w:pPr>
-        <w:spacing w:before="0" w:after="120"/>
-        <w:jc w:val="left"/>
-      </w:pPr>
-      <w:r>
-        <w:rPr>
-          <w:b/>
-          <w:bCs/>
-          <w:color w:val="2D2D2D"/>
-          <w:sz w:val="30"/>
-          <w:szCs w:val="30"/>
-        </w:rPr>
-        <w:t>找到你的黄金时间</w:t>
-      </w:r>
-    </w:p>
-    <w:p>
-      <w:pPr>
-        <w:pBdr>
-          <w:bottom w:val="none" w:color="C0C0C0" w:sz="6" w:space="1"/>
-        </w:pBdr>
-        <w:spacing w:before="0" w:after="320"/>
-        <w:jc w:val="left"/>
-      </w:pPr>
-    </w:p>
-    <w:p>
-      <w:pPr>
-        <w:spacing w:before="200" w:after="200" w:line="400" w:lineRule="auto"/>
-      </w:pPr>
-      <w:r>
-        <w:rPr>
-          <w:sz w:val="24"/>
-          <w:szCs w:val="24"/>
-        </w:rPr>
-        <w:t>每个人都有自己的「黄金时间」。</w:t>
-      </w:r>
-    </w:p>
-    <w:p>
-      <w:pPr>
-        <w:spacing w:before="200" w:after="200" w:line="400" w:lineRule="auto"/>
-      </w:pPr>
-      <w:r>
-        <w:rPr>
-          <w:sz w:val="24"/>
-          <w:szCs w:val="24"/>
-        </w:rPr>
-        <w:t>有人早上思路最清晰，有人深夜效率最高。找到你的节奏，把最重要的事情放在黄金时间做。</w:t>
-      </w:r>
-    </w:p>
-    <w:p>
-      <w:pPr>
-        <w:pBdr>
-          <w:top w:val="none" w:color="FFD700" w:sz="8" w:space="1"/>
-          <w:left w:val="none" w:color="FFD700" w:sz="8" w:space="1"/>
-          <w:bottom w:val="none" w:color="FFD700" w:sz="8" w:space="1"/>
-          <w:right w:val="none" w:color="FFD700" w:sz="8" w:space="1"/>
-        </w:pBdr>
-        <w:shd w:val="clear" w:fill="FFF8DC"/>
-        <w:spacing w:before="280" w:after="280"/>
-        <w:ind w:left="240" w:right="200"/>
-      </w:pPr>
-      <w:r>
-        <w:rPr>
-          <w:b/>
-          <w:bCs/>
-          <w:color w:val="2D2D2D"/>
-          <w:sz w:val="24"/>
-          <w:szCs w:val="24"/>
-        </w:rPr>
-        <w:t>不要用别人的时间表来安排自己的一天。早起不是万能的，适合你的才是最好的。</w:t>
-      </w:r>
-    </w:p>
-    <w:p>
-      <w:pPr>
-        <w:spacing w:before="500" w:after="500"/>
-        <w:jc w:val="center"/>
-      </w:pPr>
-      <w:r>
-        <w:rPr>
-          <w:b/>
-          <w:bCs/>
-          <w:color w:val="FFD700"/>
-          <w:sz w:val="28"/>
-          <w:szCs w:val="28"/>
-        </w:rPr>
-        <w:t>——</w:t>
-      </w:r>
-      <w:r>
-        <w:rPr>
-          <w:color w:val="8A8A8A"/>
-          <w:sz w:val="28"/>
-          <w:szCs w:val="28"/>
-        </w:rPr>
-        <w:t xml:space="preserve">  ●  </w:t>
-      </w:r>
-      <w:r>
-        <w:rPr>
-          <w:b/>
-          <w:bCs/>
-          <w:color w:val="FFD700"/>
-          <w:sz w:val="28"/>
-          <w:szCs w:val="28"/>
-        </w:rPr>
-        <w:t>——</w:t>
-      </w:r>
-    </w:p>
-    <w:p>
-      <w:pPr>
-        <w:spacing w:before="600" w:after="80"/>
-        <w:jc w:val="left"/>
-      </w:pPr>
-      <w:r>
-        <w:rPr>
-          <w:b/>
-          <w:bCs/>
-          <w:color w:val="FFD700"/>
-          <w:sz w:val="28"/>
-          <w:szCs w:val="28"/>
-        </w:rPr>
-        <w:t>[</w:t>
-      </w:r>
-      <w:r>
-        <w:rPr>
-          <w:b/>
-          <w:bCs/>
-          <w:color w:val="FFD700"/>
-          <w:sz w:val="48"/>
-          <w:szCs w:val="48"/>
-        </w:rPr>
-        <w:t>02</w:t>
-      </w:r>
-      <w:r>
-        <w:rPr>
-          <w:b/>
-          <w:bCs/>
-          <w:color w:val="FFD700"/>
-          <w:sz w:val="28"/>
-          <w:szCs w:val="28"/>
-        </w:rPr>
-        <w:t>]</w:t>
-      </w:r>
-    </w:p>
-    <w:p>
-      <w:pPr>
-        <w:spacing w:before="0" w:after="120"/>
-        <w:jc w:val="left"/>
-      </w:pPr>
-      <w:r>
-        <w:rPr>
-          <w:b/>
-          <w:bCs/>
-          <w:color w:val="2D2D2D"/>
-          <w:sz w:val="30"/>
-          <w:szCs w:val="30"/>
-        </w:rPr>
-        <w:t>两分钟法则</w:t>
-      </w:r>
-    </w:p>
-    <w:p>
-      <w:pPr>
-        <w:pBdr>
-          <w:bottom w:val="none" w:color="C0C0C0" w:sz="6" w:space="1"/>
-        </w:pBdr>
-        <w:spacing w:before="0" w:after="320"/>
-        <w:jc w:val="left"/>
-      </w:pPr>
-    </w:p>
-    <w:p>
-      <w:pPr>
-        <w:spacing w:before="200" w:after="200" w:line="400" w:lineRule="auto"/>
-      </w:pPr>
-      <w:r>
-        <w:rPr>
-          <w:sz w:val="24"/>
-          <w:szCs w:val="24"/>
-        </w:rPr>
-        <w:t>如果一件事能在两分钟内完成，立刻做，不要等。</w:t>
-      </w:r>
-    </w:p>
-    <w:p>
-      <w:pPr>
-        <w:spacing w:before="200" w:after="200" w:line="400" w:lineRule="auto"/>
-      </w:pPr>
-      <w:r>
-        <w:rPr>
-          <w:sz w:val="24"/>
-          <w:szCs w:val="24"/>
-        </w:rPr>
-        <w:t>回一封邮件、整理一下桌面、给同事一个反馈。这些小事如果一直拖，最后会堆积成山，消耗你大量的精力。</w:t>
-      </w:r>
-    </w:p>
-    <w:p>
-      <w:pPr>
-        <w:spacing w:before="120" w:after="120" w:line="380" w:lineRule="auto"/>
-        <w:ind w:left="520" w:hanging="280"/>
-      </w:pPr>
-      <w:r>
-        <w:rPr>
-          <w:color w:val="FFD700"/>
-          <w:sz w:val="18"/>
-          <w:szCs w:val="18"/>
-        </w:rPr>
-        <w:t xml:space="preserve">■ </w:t>
-      </w:r>
-      <w:r>
-        <w:rPr>
-          <w:color w:val="1A1A1A"/>
-          <w:sz w:val="24"/>
-          <w:szCs w:val="24"/>
-        </w:rPr>
-        <w:t>看到消息，能回就回</w:t>
-      </w:r>
-    </w:p>
-    <w:p>
-      <w:pPr>
-        <w:spacing w:before="120" w:after="120" w:line="380" w:lineRule="auto"/>
-        <w:ind w:left="520" w:hanging="280"/>
-      </w:pPr>
-      <w:r>
-        <w:rPr>
-          <w:color w:val="FFD700"/>
-          <w:sz w:val="18"/>
-          <w:szCs w:val="18"/>
-        </w:rPr>
-        <w:t xml:space="preserve">■ </w:t>
-      </w:r>
-      <w:r>
-        <w:rPr>
-          <w:color w:val="1A1A1A"/>
-          <w:sz w:val="24"/>
-          <w:szCs w:val="24"/>
-        </w:rPr>
-        <w:t>想到任务，能做就做</w:t>
-      </w:r>
-    </w:p>
-    <w:p>
-      <w:pPr>
-        <w:spacing w:before="120" w:after="120" w:line="380" w:lineRule="auto"/>
-        <w:ind w:left="520" w:hanging="280"/>
-      </w:pPr>
-      <w:r>
-        <w:rPr>
-          <w:color w:val="FFD700"/>
-          <w:sz w:val="18"/>
-          <w:szCs w:val="18"/>
-        </w:rPr>
-        <w:t xml:space="preserve">■ </w:t>
-      </w:r>
-      <w:r>
-        <w:rPr>
-          <w:color w:val="1A1A1A"/>
-          <w:sz w:val="24"/>
-          <w:szCs w:val="24"/>
-        </w:rPr>
-        <w:t>遇到决定，能定就定</w:t>
-      </w:r>
-    </w:p>
-    <w:p>
-      <w:pPr>
-        <w:pBdr>
-          <w:top w:val="none" w:color="C0C0C0" w:sz="6" w:space="1"/>
-          <w:left w:val="none" w:color="C0C0C0" w:sz="6" w:space="1"/>
-          <w:bottom w:val="none" w:color="C0C0C0" w:sz="6" w:space="1"/>
-          <w:right w:val="none" w:color="C0C0C0" w:sz="6" w:space="1"/>
-        </w:pBdr>
-        <w:shd w:val="clear" w:fill="F0F8FF"/>
-        <w:spacing w:before="280" w:after="280"/>
-        <w:ind w:left="240" w:right="200"/>
-      </w:pPr>
-      <w:r>
-        <w:rPr>
-          <w:color w:val="2D2D2D"/>
-          <w:sz w:val="24"/>
-          <w:szCs w:val="24"/>
-        </w:rPr>
-        <w:t>两分钟法则来自GTD创始人戴维·艾伦，是提高效率最简单有效的方法。</w:t>
-      </w:r>
-    </w:p>
-    <w:p>
-      <w:pPr>
-        <w:spacing w:before="500" w:after="500"/>
-        <w:jc w:val="center"/>
-      </w:pPr>
-      <w:r>
-        <w:rPr>
-          <w:b/>
-          <w:bCs/>
-          <w:color w:val="FFD700"/>
-          <w:sz w:val="28"/>
-          <w:szCs w:val="28"/>
-        </w:rPr>
-        <w:t>——</w:t>
-      </w:r>
-      <w:r>
-        <w:rPr>
-          <w:color w:val="8A8A8A"/>
-          <w:sz w:val="28"/>
-          <w:szCs w:val="28"/>
-        </w:rPr>
-        <w:t xml:space="preserve">  ●  </w:t>
-      </w:r>
-      <w:r>
-        <w:rPr>
-          <w:b/>
-          <w:bCs/>
-          <w:color w:val="FFD700"/>
-          <w:sz w:val="28"/>
-          <w:szCs w:val="28"/>
-        </w:rPr>
-        <w:t>——</w:t>
-      </w:r>
-    </w:p>
-    <w:p>
-      <w:pPr>
-        <w:spacing w:before="600" w:after="80"/>
-        <w:jc w:val="left"/>
-      </w:pPr>
-      <w:r>
-        <w:rPr>
-          <w:b/>
-          <w:bCs/>
-          <w:color w:val="FFD700"/>
-          <w:sz w:val="28"/>
-          <w:szCs w:val="28"/>
-        </w:rPr>
-        <w:t>[</w:t>
-      </w:r>
-      <w:r>
-        <w:rPr>
-          <w:b/>
-          <w:bCs/>
-          <w:color w:val="FFD700"/>
-          <w:sz w:val="48"/>
-          <w:szCs w:val="48"/>
-        </w:rPr>
-        <w:t>03</w:t>
-      </w:r>
-      <w:r>
-        <w:rPr>
-          <w:b/>
-          <w:bCs/>
-          <w:color w:val="FFD700"/>
-          <w:sz w:val="28"/>
-          <w:szCs w:val="28"/>
-        </w:rPr>
-        <w:t>]</w:t>
-      </w:r>
-    </w:p>
-    <w:p>
-      <w:pPr>
-        <w:spacing w:before="0" w:after="120"/>
-        <w:jc w:val="left"/>
-      </w:pPr>
-      <w:r>
-        <w:rPr>
-          <w:b/>
-          <w:bCs/>
-          <w:color w:val="2D2D2D"/>
-          <w:sz w:val="30"/>
-          <w:szCs w:val="30"/>
-        </w:rPr>
-        <w:t>批量处理，减少切换</w:t>
-      </w:r>
-    </w:p>
-    <w:p>
-      <w:pPr>
-        <w:pBdr>
-          <w:bottom w:val="none" w:color="C0C0C0" w:sz="6" w:space="1"/>
-        </w:pBdr>
-        <w:spacing w:before="0" w:after="320"/>
-        <w:jc w:val="left"/>
-      </w:pPr>
-    </w:p>
-    <w:p>
-      <w:pPr>
-        <w:spacing w:before="200" w:after="200" w:line="400" w:lineRule="auto"/>
-      </w:pPr>
-      <w:r>
-        <w:rPr>
-          <w:sz w:val="24"/>
-          <w:szCs w:val="24"/>
-        </w:rPr>
-        <w:t>大脑每次切换任务，都需要重新进入状态。频繁的切换，是效率最大的敌人。</w:t>
-      </w:r>
-    </w:p>
-    <w:p>
-      <w:pPr>
-        <w:spacing w:before="200" w:after="200" w:line="400" w:lineRule="auto"/>
-      </w:pPr>
-      <w:r>
-        <w:rPr>
-          <w:sz w:val="24"/>
-          <w:szCs w:val="24"/>
-        </w:rPr>
-        <w:t>把同类的事情集中在一起做。一次性回复所有邮件，一次性处理所有审批，一次性写完所有文案。</w:t>
-      </w:r>
-    </w:p>
-    <w:p>
-      <w:pPr>
-        <w:spacing w:before="200" w:after="200" w:line="400" w:lineRule="auto"/>
-      </w:pPr>
-      <w:r>
-        <w:rPr>
-          <w:b/>
-          <w:bCs/>
-          <w:color w:val="FFD700"/>
-        </w:rPr>
-        <w:t>减少切换，就是增加时间。</w:t>
-      </w:r>
-    </w:p>
-    <w:p>
-      <w:pPr>
-        <w:spacing w:before="500" w:after="500"/>
-        <w:jc w:val="center"/>
-      </w:pPr>
-      <w:r>
-        <w:rPr>
-          <w:b/>
-          <w:bCs/>
-          <w:color w:val="FFD700"/>
-          <w:sz w:val="28"/>
-          <w:szCs w:val="28"/>
-        </w:rPr>
-        <w:t>——</w:t>
-      </w:r>
-      <w:r>
-        <w:rPr>
-          <w:color w:val="8A8A8A"/>
-          <w:sz w:val="28"/>
-          <w:szCs w:val="28"/>
-        </w:rPr>
-        <w:t xml:space="preserve">  ●  </w:t>
-      </w:r>
-      <w:r>
-        <w:rPr>
-          <w:b/>
-          <w:bCs/>
-          <w:color w:val="FFD700"/>
-          <w:sz w:val="28"/>
-          <w:szCs w:val="28"/>
-        </w:rPr>
-        <w:t>——</w:t>
-      </w:r>
-    </w:p>
-    <w:p>
-      <w:pPr>
-        <w:spacing w:before="600" w:after="80"/>
-        <w:jc w:val="left"/>
-      </w:pPr>
-      <w:r>
-        <w:rPr>
-          <w:b/>
-          <w:bCs/>
-          <w:color w:val="FFD700"/>
-          <w:sz w:val="28"/>
-          <w:szCs w:val="28"/>
-        </w:rPr>
-        <w:t>[</w:t>
-      </w:r>
-      <w:r>
-        <w:rPr>
-          <w:b/>
-          <w:bCs/>
-          <w:color w:val="FFD700"/>
-          <w:sz w:val="48"/>
-          <w:szCs w:val="48"/>
-        </w:rPr>
-        <w:t>04</w:t>
-      </w:r>
-      <w:r>
-        <w:rPr>
-          <w:b/>
-          <w:bCs/>
-          <w:color w:val="FFD700"/>
-          <w:sz w:val="28"/>
-          <w:szCs w:val="28"/>
-        </w:rPr>
-        <w:t>]</w:t>
-      </w:r>
-    </w:p>
-    <w:p>
-      <w:pPr>
-        <w:spacing w:before="0" w:after="120"/>
-        <w:jc w:val="left"/>
-      </w:pPr>
-      <w:r>
-        <w:rPr>
-          <w:b/>
-          <w:bCs/>
-          <w:color w:val="2D2D2D"/>
-          <w:sz w:val="30"/>
-          <w:szCs w:val="30"/>
-        </w:rPr>
-        <w:t>写在最后</w:t>
-      </w:r>
-    </w:p>
-    <w:p>
-      <w:pPr>
-        <w:pBdr>
-          <w:bottom w:val="none" w:color="C0C0C0" w:sz="6" w:space="1"/>
-        </w:pBdr>
-        <w:spacing w:before="0" w:after="320"/>
-        <w:jc w:val="left"/>
-      </w:pPr>
-    </w:p>
-    <w:p>
-      <w:pPr>
-        <w:spacing w:before="200" w:after="200" w:line="400" w:lineRule="auto"/>
-      </w:pPr>
-      <w:r>
-        <w:rPr>
-          <w:sz w:val="24"/>
-          <w:szCs w:val="24"/>
-        </w:rPr>
-        <w:t>时间是最公平的资源。</w:t>
-      </w:r>
-    </w:p>
-    <w:p>
-      <w:pPr>
-        <w:spacing w:before="200" w:after="200" w:line="400" w:lineRule="auto"/>
-      </w:pPr>
-      <w:r>
-        <w:rPr>
-          <w:sz w:val="24"/>
-          <w:szCs w:val="24"/>
-        </w:rPr>
-        <w:t>每个人一天都是24小时，但效率不同，产出完全不同。</w:t>
-      </w:r>
-    </w:p>
-    <w:p>
-      <w:pPr>
-        <w:shd w:val="clear" w:fill="EBEBEB"/>
-        <w:spacing w:before="360" w:after="200" w:line="400" w:lineRule="auto"/>
-        <w:ind w:left="240" w:right="240"/>
-        <w:jc w:val="center"/>
-      </w:pPr>
-      <w:r>
-        <w:rPr>
-          <w:b/>
-          <w:bCs/>
-          <w:color w:val="FFD700"/>
-          <w:sz w:val="28"/>
-          <w:szCs w:val="28"/>
-        </w:rPr>
-        <w:t>愿你在有限的时间里，创造无限的可能。</w:t>
-      </w:r>
-    </w:p>
-    <w:p>
-      <w:pPr>
-        <w:spacing w:before="200" w:after="320" w:line="400" w:lineRule="auto"/>
-        <w:jc w:val="center"/>
-      </w:pPr>
-      <w:r>
-        <w:rPr>
-          <w:i/>
-          <w:iCs/>
-          <w:color w:val="5A5A5A"/>
-          <w:sz w:val="24"/>
-          <w:szCs w:val="24"/>
-        </w:rPr>
-        <w:t>效率不是目的，自由才是。</w:t>
-      </w:r>
-    </w:p>
-    <w:p>
-      <w:pPr>
         <w:spacing w:before="120" w:after="80"/>
         <w:jc w:val="center"/>
       </w:pPr>
-      <w:bookmarkStart w:id="0" w:name="_GoBack"/>
-      <w:bookmarkEnd w:id="0"/>
     </w:p>
     <w:sectPr>
       <w:pgSz w:w="11906" w:h="16838"/>
